--- a/ENTORNOS DE DESARROLLO/RA1 - PR2 - Metodologies, rols i arquitectura.docx
+++ b/ENTORNOS DE DESARROLLO/RA1 - PR2 - Metodologies, rols i arquitectura.docx
@@ -10,7 +10,6 @@
         <w:tblCellMar>
           <w:top w:w="5" w:type="dxa"/>
           <w:left w:w="153" w:type="dxa"/>
-          <w:bottom w:w="0" w:type="dxa"/>
           <w:right w:w="115" w:type="dxa"/>
         </w:tblCellMar>
         <w:tblLook w:val="04A0" w:firstRow="1" w:lastRow="0" w:firstColumn="1" w:lastColumn="0" w:noHBand="0" w:noVBand="1"/>
@@ -1079,9 +1078,7 @@
         <w:tblW w:w="8350" w:type="dxa"/>
         <w:tblInd w:w="4" w:type="dxa"/>
         <w:tblCellMar>
-          <w:top w:w="0" w:type="dxa"/>
           <w:left w:w="121" w:type="dxa"/>
-          <w:bottom w:w="0" w:type="dxa"/>
           <w:right w:w="115" w:type="dxa"/>
         </w:tblCellMar>
         <w:tblLook w:val="04A0" w:firstRow="1" w:lastRow="0" w:firstColumn="1" w:lastColumn="0" w:noHBand="0" w:noVBand="1"/>
@@ -2550,6 +2547,91 @@
     </w:p>
     <w:p>
       <w:pPr>
+        <w:ind w:left="1449"/>
+      </w:pPr>
+      <w:r>
+        <w:lastRenderedPageBreak/>
+        <w:drawing>
+          <wp:inline distT="0" distB="0" distL="0" distR="0" wp14:anchorId="6842E5D0" wp14:editId="618825B2">
+            <wp:extent cx="5400675" cy="2694940"/>
+            <wp:effectExtent l="0" t="0" r="9525" b="0"/>
+            <wp:docPr id="1" name="Imagen 1"/>
+            <wp:cNvGraphicFramePr>
+              <a:graphicFrameLocks xmlns:a="http://schemas.openxmlformats.org/drawingml/2006/main" noChangeAspect="1"/>
+            </wp:cNvGraphicFramePr>
+            <a:graphic xmlns:a="http://schemas.openxmlformats.org/drawingml/2006/main">
+              <a:graphicData uri="http://schemas.openxmlformats.org/drawingml/2006/picture">
+                <pic:pic xmlns:pic="http://schemas.openxmlformats.org/drawingml/2006/picture">
+                  <pic:nvPicPr>
+                    <pic:cNvPr id="1" name=""/>
+                    <pic:cNvPicPr/>
+                  </pic:nvPicPr>
+                  <pic:blipFill>
+                    <a:blip r:embed="rId11"/>
+                    <a:stretch>
+                      <a:fillRect/>
+                    </a:stretch>
+                  </pic:blipFill>
+                  <pic:spPr>
+                    <a:xfrm>
+                      <a:off x="0" y="0"/>
+                      <a:ext cx="5400675" cy="2694940"/>
+                    </a:xfrm>
+                    <a:prstGeom prst="rect">
+                      <a:avLst/>
+                    </a:prstGeom>
+                  </pic:spPr>
+                </pic:pic>
+              </a:graphicData>
+            </a:graphic>
+          </wp:inline>
+        </w:drawing>
+      </w:r>
+      <w:r>
+        <w:drawing>
+          <wp:inline distT="0" distB="0" distL="0" distR="0" wp14:anchorId="1E0A6ACF" wp14:editId="10B0422C">
+            <wp:extent cx="2457793" cy="5525271"/>
+            <wp:effectExtent l="0" t="0" r="0" b="0"/>
+            <wp:docPr id="2" name="Imagen 2"/>
+            <wp:cNvGraphicFramePr>
+              <a:graphicFrameLocks xmlns:a="http://schemas.openxmlformats.org/drawingml/2006/main" noChangeAspect="1"/>
+            </wp:cNvGraphicFramePr>
+            <a:graphic xmlns:a="http://schemas.openxmlformats.org/drawingml/2006/main">
+              <a:graphicData uri="http://schemas.openxmlformats.org/drawingml/2006/picture">
+                <pic:pic xmlns:pic="http://schemas.openxmlformats.org/drawingml/2006/picture">
+                  <pic:nvPicPr>
+                    <pic:cNvPr id="1" name=""/>
+                    <pic:cNvPicPr/>
+                  </pic:nvPicPr>
+                  <pic:blipFill>
+                    <a:blip r:embed="rId12"/>
+                    <a:stretch>
+                      <a:fillRect/>
+                    </a:stretch>
+                  </pic:blipFill>
+                  <pic:spPr>
+                    <a:xfrm>
+                      <a:off x="0" y="0"/>
+                      <a:ext cx="2457793" cy="5525271"/>
+                    </a:xfrm>
+                    <a:prstGeom prst="rect">
+                      <a:avLst/>
+                    </a:prstGeom>
+                  </pic:spPr>
+                </pic:pic>
+              </a:graphicData>
+            </a:graphic>
+          </wp:inline>
+        </w:drawing>
+      </w:r>
+    </w:p>
+    <w:p>
+      <w:pPr>
+        <w:ind w:left="1449"/>
+      </w:pPr>
+    </w:p>
+    <w:p>
+      <w:pPr>
         <w:numPr>
           <w:ilvl w:val="2"/>
           <w:numId w:val="4"/>
@@ -2649,6 +2731,7 @@
       </w:pPr>
       <w:proofErr w:type="spellStart"/>
       <w:r>
+        <w:lastRenderedPageBreak/>
         <w:t>Després</w:t>
       </w:r>
       <w:proofErr w:type="spellEnd"/>
@@ -2873,7 +2956,6 @@
       </w:pPr>
       <w:proofErr w:type="spellStart"/>
       <w:r>
-        <w:lastRenderedPageBreak/>
         <w:t>Descriu</w:t>
       </w:r>
       <w:proofErr w:type="spellEnd"/>
@@ -3750,8 +3832,6 @@
         <w:tblInd w:w="8" w:type="dxa"/>
         <w:tblCellMar>
           <w:top w:w="157" w:type="dxa"/>
-          <w:left w:w="0" w:type="dxa"/>
-          <w:bottom w:w="0" w:type="dxa"/>
           <w:right w:w="22" w:type="dxa"/>
         </w:tblCellMar>
         <w:tblLook w:val="04A0" w:firstRow="1" w:lastRow="0" w:firstColumn="1" w:lastColumn="0" w:noHBand="0" w:noVBand="1"/>
@@ -5083,12 +5163,12 @@
     </w:tbl>
     <w:p/>
     <w:sectPr>
-      <w:headerReference w:type="even" r:id="rId11"/>
-      <w:headerReference w:type="default" r:id="rId12"/>
-      <w:footerReference w:type="even" r:id="rId13"/>
-      <w:footerReference w:type="default" r:id="rId14"/>
-      <w:headerReference w:type="first" r:id="rId15"/>
-      <w:footerReference w:type="first" r:id="rId16"/>
+      <w:headerReference w:type="even" r:id="rId13"/>
+      <w:headerReference w:type="default" r:id="rId14"/>
+      <w:footerReference w:type="even" r:id="rId15"/>
+      <w:footerReference w:type="default" r:id="rId16"/>
+      <w:headerReference w:type="first" r:id="rId17"/>
+      <w:footerReference w:type="first" r:id="rId18"/>
       <w:pgSz w:w="11906" w:h="16838"/>
       <w:pgMar w:top="1023" w:right="1697" w:bottom="1404" w:left="1704" w:header="720" w:footer="720" w:gutter="0"/>
       <w:cols w:space="720"/>
